--- a/practice/data/theory/jungol/중등/후순위 작업/[부록] 2025년 4차_중등_교사용_2019-2022.docx
+++ b/practice/data/theory/jungol/중등/후순위 작업/[부록] 2025년 4차_중등_교사용_2019-2022.docx
@@ -1,6 +1,6 @@
 
 <file path=word/document.xml><?xml version="1.0" encoding="utf-8"?>
-<w:document xmlns:wpc="http://schemas.microsoft.com/office/word/2010/wordprocessingCanvas" xmlns:cx="http://schemas.microsoft.com/office/drawing/2014/chartex" xmlns:mc="http://schemas.openxmlformats.org/markup-compatibility/2006" xmlns:o="urn:schemas-microsoft-com:office:office" xmlns:r="http://schemas.openxmlformats.org/officeDocument/2006/relationships" xmlns:m="http://schemas.openxmlformats.org/officeDocument/2006/math" xmlns:v="urn:schemas-microsoft-com:vml" xmlns:wp14="http://schemas.microsoft.com/office/word/2010/wordprocessingDrawing" xmlns:wp="http://schemas.openxmlformats.org/drawingml/2006/wordprocessingDrawing" xmlns:w10="urn:schemas-microsoft-com:office:word" xmlns:w="http://schemas.openxmlformats.org/wordprocessingml/2006/main" xmlns:w14="http://schemas.microsoft.com/office/word/2010/wordml" xmlns:w15="http://schemas.microsoft.com/office/word/2012/wordml" xmlns:w16se="http://schemas.microsoft.com/office/word/2015/wordml/symex" xmlns:wpg="http://schemas.microsoft.com/office/word/2010/wordprocessingGroup" xmlns:wpi="http://schemas.microsoft.com/office/word/2010/wordprocessingInk" xmlns:wne="http://schemas.microsoft.com/office/word/2006/wordml" xmlns:wps="http://schemas.microsoft.com/office/word/2010/wordprocessingShape" mc:Ignorable="w14 w15 w16se wp14">
+<w:document xmlns:wpc="http://schemas.microsoft.com/office/word/2010/wordprocessingCanvas" xmlns:cx="http://schemas.microsoft.com/office/drawing/2014/chartex" xmlns:cx1="http://schemas.microsoft.com/office/drawing/2015/9/8/chartex" xmlns:mc="http://schemas.openxmlformats.org/markup-compatibility/2006" xmlns:o="urn:schemas-microsoft-com:office:office" xmlns:r="http://schemas.openxmlformats.org/officeDocument/2006/relationships" xmlns:m="http://schemas.openxmlformats.org/officeDocument/2006/math" xmlns:v="urn:schemas-microsoft-com:vml" xmlns:wp14="http://schemas.microsoft.com/office/word/2010/wordprocessingDrawing" xmlns:wp="http://schemas.openxmlformats.org/drawingml/2006/wordprocessingDrawing" xmlns:w10="urn:schemas-microsoft-com:office:word" xmlns:w="http://schemas.openxmlformats.org/wordprocessingml/2006/main" xmlns:w14="http://schemas.microsoft.com/office/word/2010/wordml" xmlns:w15="http://schemas.microsoft.com/office/word/2012/wordml" xmlns:w16se="http://schemas.microsoft.com/office/word/2015/wordml/symex" xmlns:wpg="http://schemas.microsoft.com/office/word/2010/wordprocessingGroup" xmlns:wpi="http://schemas.microsoft.com/office/word/2010/wordprocessingInk" xmlns:wne="http://schemas.microsoft.com/office/word/2006/wordml" xmlns:wps="http://schemas.microsoft.com/office/word/2010/wordprocessingShape" mc:Ignorable="w14 w15 w16se wp14">
   <w:body>
     <w:p>
       <w:pPr>
@@ -5702,7 +5702,7 @@
         <w:pStyle w:val="a7"/>
         <w:numPr>
           <w:ilvl w:val="0"/>
-          <w:numId w:val="33"/>
+          <w:numId w:val="21"/>
         </w:numPr>
         <w:ind w:leftChars="0"/>
         <w:rPr>
@@ -5711,6 +5711,8 @@
           <w:szCs w:val="24"/>
         </w:rPr>
       </w:pPr>
+      <w:bookmarkStart w:id="0" w:name="_GoBack"/>
+      <w:bookmarkEnd w:id="0"/>
       <w:r>
         <w:rPr>
           <w:rFonts w:ascii="Consolas" w:eastAsiaTheme="minorHAnsi" w:hAnsi="Consolas" w:cs="맑은 고딕"/>
@@ -7829,7 +7831,6 @@
         <w:ind w:leftChars="0"/>
       </w:pPr>
       <w:r>
-        <w:lastRenderedPageBreak/>
         <w:t>이진</w:t>
       </w:r>
       <w:r>
@@ -8751,8 +8752,6 @@
                 <w:lang w:eastAsia="ko-KR"/>
               </w:rPr>
             </w:pPr>
-            <w:bookmarkStart w:id="0" w:name="_GoBack"/>
-            <w:bookmarkEnd w:id="0"/>
           </w:p>
           <w:p>
             <w:pPr>
@@ -9072,7 +9071,7 @@
         <w:pStyle w:val="a7"/>
         <w:numPr>
           <w:ilvl w:val="0"/>
-          <w:numId w:val="33"/>
+          <w:numId w:val="21"/>
         </w:numPr>
         <w:ind w:leftChars="0"/>
         <w:rPr>
@@ -9087,6 +9086,7 @@
           <w:sz w:val="24"/>
           <w:szCs w:val="24"/>
         </w:rPr>
+        <w:lastRenderedPageBreak/>
         <w:t>최대</w:t>
       </w:r>
       <w:r>
@@ -10164,7 +10164,7 @@
         <w:pStyle w:val="a7"/>
         <w:numPr>
           <w:ilvl w:val="0"/>
-          <w:numId w:val="33"/>
+          <w:numId w:val="21"/>
         </w:numPr>
         <w:ind w:leftChars="0"/>
         <w:rPr>
@@ -11298,7 +11298,7 @@
         <w:pStyle w:val="a7"/>
         <w:numPr>
           <w:ilvl w:val="0"/>
-          <w:numId w:val="33"/>
+          <w:numId w:val="21"/>
         </w:numPr>
         <w:ind w:leftChars="0"/>
         <w:rPr>
@@ -11313,7 +11313,6 @@
           <w:sz w:val="24"/>
           <w:szCs w:val="24"/>
         </w:rPr>
-        <w:lastRenderedPageBreak/>
         <w:t>강아지</w:t>
       </w:r>
       <w:r>
@@ -11373,6 +11372,7 @@
           <w:sz w:val="24"/>
           <w:szCs w:val="24"/>
         </w:rPr>
+        <w:lastRenderedPageBreak/>
         <w:t>그림과</w:t>
       </w:r>
       <w:r>
@@ -12801,7 +12801,7 @@
 </file>
 
 <file path=word/endnotes.xml><?xml version="1.0" encoding="utf-8"?>
-<w:endnotes xmlns:wpc="http://schemas.microsoft.com/office/word/2010/wordprocessingCanvas" xmlns:cx="http://schemas.microsoft.com/office/drawing/2014/chartex" xmlns:mc="http://schemas.openxmlformats.org/markup-compatibility/2006" xmlns:o="urn:schemas-microsoft-com:office:office" xmlns:r="http://schemas.openxmlformats.org/officeDocument/2006/relationships" xmlns:m="http://schemas.openxmlformats.org/officeDocument/2006/math" xmlns:v="urn:schemas-microsoft-com:vml" xmlns:wp14="http://schemas.microsoft.com/office/word/2010/wordprocessingDrawing" xmlns:wp="http://schemas.openxmlformats.org/drawingml/2006/wordprocessingDrawing" xmlns:w10="urn:schemas-microsoft-com:office:word" xmlns:w="http://schemas.openxmlformats.org/wordprocessingml/2006/main" xmlns:w14="http://schemas.microsoft.com/office/word/2010/wordml" xmlns:w15="http://schemas.microsoft.com/office/word/2012/wordml" xmlns:w16se="http://schemas.microsoft.com/office/word/2015/wordml/symex" xmlns:wpg="http://schemas.microsoft.com/office/word/2010/wordprocessingGroup" xmlns:wpi="http://schemas.microsoft.com/office/word/2010/wordprocessingInk" xmlns:wne="http://schemas.microsoft.com/office/word/2006/wordml" xmlns:wps="http://schemas.microsoft.com/office/word/2010/wordprocessingShape" mc:Ignorable="w14 w15 w16se wp14">
+<w:endnotes xmlns:wpc="http://schemas.microsoft.com/office/word/2010/wordprocessingCanvas" xmlns:cx="http://schemas.microsoft.com/office/drawing/2014/chartex" xmlns:cx1="http://schemas.microsoft.com/office/drawing/2015/9/8/chartex" xmlns:mc="http://schemas.openxmlformats.org/markup-compatibility/2006" xmlns:o="urn:schemas-microsoft-com:office:office" xmlns:r="http://schemas.openxmlformats.org/officeDocument/2006/relationships" xmlns:m="http://schemas.openxmlformats.org/officeDocument/2006/math" xmlns:v="urn:schemas-microsoft-com:vml" xmlns:wp14="http://schemas.microsoft.com/office/word/2010/wordprocessingDrawing" xmlns:wp="http://schemas.openxmlformats.org/drawingml/2006/wordprocessingDrawing" xmlns:w10="urn:schemas-microsoft-com:office:word" xmlns:w="http://schemas.openxmlformats.org/wordprocessingml/2006/main" xmlns:w14="http://schemas.microsoft.com/office/word/2010/wordml" xmlns:w15="http://schemas.microsoft.com/office/word/2012/wordml" xmlns:w16se="http://schemas.microsoft.com/office/word/2015/wordml/symex" xmlns:wpg="http://schemas.microsoft.com/office/word/2010/wordprocessingGroup" xmlns:wpi="http://schemas.microsoft.com/office/word/2010/wordprocessingInk" xmlns:wne="http://schemas.microsoft.com/office/word/2006/wordml" xmlns:wps="http://schemas.microsoft.com/office/word/2010/wordprocessingShape" mc:Ignorable="w14 w15 w16se wp14">
   <w:endnote w:type="separator" w:id="-1">
     <w:p>
       <w:pPr>
@@ -12826,7 +12826,7 @@
 </file>
 
 <file path=word/footer1.xml><?xml version="1.0" encoding="utf-8"?>
-<w:ftr xmlns:wpc="http://schemas.microsoft.com/office/word/2010/wordprocessingCanvas" xmlns:cx="http://schemas.microsoft.com/office/drawing/2014/chartex" xmlns:mc="http://schemas.openxmlformats.org/markup-compatibility/2006" xmlns:o="urn:schemas-microsoft-com:office:office" xmlns:r="http://schemas.openxmlformats.org/officeDocument/2006/relationships" xmlns:m="http://schemas.openxmlformats.org/officeDocument/2006/math" xmlns:v="urn:schemas-microsoft-com:vml" xmlns:wp14="http://schemas.microsoft.com/office/word/2010/wordprocessingDrawing" xmlns:wp="http://schemas.openxmlformats.org/drawingml/2006/wordprocessingDrawing" xmlns:w10="urn:schemas-microsoft-com:office:word" xmlns:w="http://schemas.openxmlformats.org/wordprocessingml/2006/main" xmlns:w14="http://schemas.microsoft.com/office/word/2010/wordml" xmlns:w15="http://schemas.microsoft.com/office/word/2012/wordml" xmlns:w16se="http://schemas.microsoft.com/office/word/2015/wordml/symex" xmlns:wpg="http://schemas.microsoft.com/office/word/2010/wordprocessingGroup" xmlns:wpi="http://schemas.microsoft.com/office/word/2010/wordprocessingInk" xmlns:wne="http://schemas.microsoft.com/office/word/2006/wordml" xmlns:wps="http://schemas.microsoft.com/office/word/2010/wordprocessingShape" mc:Ignorable="w14 w15 w16se wp14">
+<w:ftr xmlns:wpc="http://schemas.microsoft.com/office/word/2010/wordprocessingCanvas" xmlns:cx="http://schemas.microsoft.com/office/drawing/2014/chartex" xmlns:cx1="http://schemas.microsoft.com/office/drawing/2015/9/8/chartex" xmlns:mc="http://schemas.openxmlformats.org/markup-compatibility/2006" xmlns:o="urn:schemas-microsoft-com:office:office" xmlns:r="http://schemas.openxmlformats.org/officeDocument/2006/relationships" xmlns:m="http://schemas.openxmlformats.org/officeDocument/2006/math" xmlns:v="urn:schemas-microsoft-com:vml" xmlns:wp14="http://schemas.microsoft.com/office/word/2010/wordprocessingDrawing" xmlns:wp="http://schemas.openxmlformats.org/drawingml/2006/wordprocessingDrawing" xmlns:w10="urn:schemas-microsoft-com:office:word" xmlns:w="http://schemas.openxmlformats.org/wordprocessingml/2006/main" xmlns:w14="http://schemas.microsoft.com/office/word/2010/wordml" xmlns:w15="http://schemas.microsoft.com/office/word/2012/wordml" xmlns:w16se="http://schemas.microsoft.com/office/word/2015/wordml/symex" xmlns:wpg="http://schemas.microsoft.com/office/word/2010/wordprocessingGroup" xmlns:wpi="http://schemas.microsoft.com/office/word/2010/wordprocessingInk" xmlns:wne="http://schemas.microsoft.com/office/word/2006/wordml" xmlns:wps="http://schemas.microsoft.com/office/word/2010/wordprocessingShape" mc:Ignorable="w14 w15 w16se wp14">
   <w:p>
     <w:pPr>
       <w:pStyle w:val="a4"/>
@@ -13029,7 +13029,7 @@
 </file>
 
 <file path=word/footer2.xml><?xml version="1.0" encoding="utf-8"?>
-<w:ftr xmlns:wpc="http://schemas.microsoft.com/office/word/2010/wordprocessingCanvas" xmlns:cx="http://schemas.microsoft.com/office/drawing/2014/chartex" xmlns:mc="http://schemas.openxmlformats.org/markup-compatibility/2006" xmlns:o="urn:schemas-microsoft-com:office:office" xmlns:r="http://schemas.openxmlformats.org/officeDocument/2006/relationships" xmlns:m="http://schemas.openxmlformats.org/officeDocument/2006/math" xmlns:v="urn:schemas-microsoft-com:vml" xmlns:wp14="http://schemas.microsoft.com/office/word/2010/wordprocessingDrawing" xmlns:wp="http://schemas.openxmlformats.org/drawingml/2006/wordprocessingDrawing" xmlns:w10="urn:schemas-microsoft-com:office:word" xmlns:w="http://schemas.openxmlformats.org/wordprocessingml/2006/main" xmlns:w14="http://schemas.microsoft.com/office/word/2010/wordml" xmlns:w15="http://schemas.microsoft.com/office/word/2012/wordml" xmlns:w16se="http://schemas.microsoft.com/office/word/2015/wordml/symex" xmlns:wpg="http://schemas.microsoft.com/office/word/2010/wordprocessingGroup" xmlns:wpi="http://schemas.microsoft.com/office/word/2010/wordprocessingInk" xmlns:wne="http://schemas.microsoft.com/office/word/2006/wordml" xmlns:wps="http://schemas.microsoft.com/office/word/2010/wordprocessingShape" mc:Ignorable="w14 w15 w16se wp14">
+<w:ftr xmlns:wpc="http://schemas.microsoft.com/office/word/2010/wordprocessingCanvas" xmlns:cx="http://schemas.microsoft.com/office/drawing/2014/chartex" xmlns:cx1="http://schemas.microsoft.com/office/drawing/2015/9/8/chartex" xmlns:mc="http://schemas.openxmlformats.org/markup-compatibility/2006" xmlns:o="urn:schemas-microsoft-com:office:office" xmlns:r="http://schemas.openxmlformats.org/officeDocument/2006/relationships" xmlns:m="http://schemas.openxmlformats.org/officeDocument/2006/math" xmlns:v="urn:schemas-microsoft-com:vml" xmlns:wp14="http://schemas.microsoft.com/office/word/2010/wordprocessingDrawing" xmlns:wp="http://schemas.openxmlformats.org/drawingml/2006/wordprocessingDrawing" xmlns:w10="urn:schemas-microsoft-com:office:word" xmlns:w="http://schemas.openxmlformats.org/wordprocessingml/2006/main" xmlns:w14="http://schemas.microsoft.com/office/word/2010/wordml" xmlns:w15="http://schemas.microsoft.com/office/word/2012/wordml" xmlns:w16se="http://schemas.microsoft.com/office/word/2015/wordml/symex" xmlns:wpg="http://schemas.microsoft.com/office/word/2010/wordprocessingGroup" xmlns:wpi="http://schemas.microsoft.com/office/word/2010/wordprocessingInk" xmlns:wne="http://schemas.microsoft.com/office/word/2006/wordml" xmlns:wps="http://schemas.microsoft.com/office/word/2010/wordprocessingShape" mc:Ignorable="w14 w15 w16se wp14">
   <w:p>
     <w:pPr>
       <w:pStyle w:val="a4"/>
@@ -13231,7 +13231,7 @@
 </file>
 
 <file path=word/footnotes.xml><?xml version="1.0" encoding="utf-8"?>
-<w:footnotes xmlns:wpc="http://schemas.microsoft.com/office/word/2010/wordprocessingCanvas" xmlns:cx="http://schemas.microsoft.com/office/drawing/2014/chartex" xmlns:mc="http://schemas.openxmlformats.org/markup-compatibility/2006" xmlns:o="urn:schemas-microsoft-com:office:office" xmlns:r="http://schemas.openxmlformats.org/officeDocument/2006/relationships" xmlns:m="http://schemas.openxmlformats.org/officeDocument/2006/math" xmlns:v="urn:schemas-microsoft-com:vml" xmlns:wp14="http://schemas.microsoft.com/office/word/2010/wordprocessingDrawing" xmlns:wp="http://schemas.openxmlformats.org/drawingml/2006/wordprocessingDrawing" xmlns:w10="urn:schemas-microsoft-com:office:word" xmlns:w="http://schemas.openxmlformats.org/wordprocessingml/2006/main" xmlns:w14="http://schemas.microsoft.com/office/word/2010/wordml" xmlns:w15="http://schemas.microsoft.com/office/word/2012/wordml" xmlns:w16se="http://schemas.microsoft.com/office/word/2015/wordml/symex" xmlns:wpg="http://schemas.microsoft.com/office/word/2010/wordprocessingGroup" xmlns:wpi="http://schemas.microsoft.com/office/word/2010/wordprocessingInk" xmlns:wne="http://schemas.microsoft.com/office/word/2006/wordml" xmlns:wps="http://schemas.microsoft.com/office/word/2010/wordprocessingShape" mc:Ignorable="w14 w15 w16se wp14">
+<w:footnotes xmlns:wpc="http://schemas.microsoft.com/office/word/2010/wordprocessingCanvas" xmlns:cx="http://schemas.microsoft.com/office/drawing/2014/chartex" xmlns:cx1="http://schemas.microsoft.com/office/drawing/2015/9/8/chartex" xmlns:mc="http://schemas.openxmlformats.org/markup-compatibility/2006" xmlns:o="urn:schemas-microsoft-com:office:office" xmlns:r="http://schemas.openxmlformats.org/officeDocument/2006/relationships" xmlns:m="http://schemas.openxmlformats.org/officeDocument/2006/math" xmlns:v="urn:schemas-microsoft-com:vml" xmlns:wp14="http://schemas.microsoft.com/office/word/2010/wordprocessingDrawing" xmlns:wp="http://schemas.openxmlformats.org/drawingml/2006/wordprocessingDrawing" xmlns:w10="urn:schemas-microsoft-com:office:word" xmlns:w="http://schemas.openxmlformats.org/wordprocessingml/2006/main" xmlns:w14="http://schemas.microsoft.com/office/word/2010/wordml" xmlns:w15="http://schemas.microsoft.com/office/word/2012/wordml" xmlns:w16se="http://schemas.microsoft.com/office/word/2015/wordml/symex" xmlns:wpg="http://schemas.microsoft.com/office/word/2010/wordprocessingGroup" xmlns:wpi="http://schemas.microsoft.com/office/word/2010/wordprocessingInk" xmlns:wne="http://schemas.microsoft.com/office/word/2006/wordml" xmlns:wps="http://schemas.microsoft.com/office/word/2010/wordprocessingShape" mc:Ignorable="w14 w15 w16se wp14">
   <w:footnote w:type="separator" w:id="-1">
     <w:p>
       <w:pPr>
@@ -13256,7 +13256,7 @@
 </file>
 
 <file path=word/header1.xml><?xml version="1.0" encoding="utf-8"?>
-<w:hdr xmlns:wpc="http://schemas.microsoft.com/office/word/2010/wordprocessingCanvas" xmlns:cx="http://schemas.microsoft.com/office/drawing/2014/chartex" xmlns:mc="http://schemas.openxmlformats.org/markup-compatibility/2006" xmlns:o="urn:schemas-microsoft-com:office:office" xmlns:r="http://schemas.openxmlformats.org/officeDocument/2006/relationships" xmlns:m="http://schemas.openxmlformats.org/officeDocument/2006/math" xmlns:v="urn:schemas-microsoft-com:vml" xmlns:wp14="http://schemas.microsoft.com/office/word/2010/wordprocessingDrawing" xmlns:wp="http://schemas.openxmlformats.org/drawingml/2006/wordprocessingDrawing" xmlns:w10="urn:schemas-microsoft-com:office:word" xmlns:w="http://schemas.openxmlformats.org/wordprocessingml/2006/main" xmlns:w14="http://schemas.microsoft.com/office/word/2010/wordml" xmlns:w15="http://schemas.microsoft.com/office/word/2012/wordml" xmlns:w16se="http://schemas.microsoft.com/office/word/2015/wordml/symex" xmlns:wpg="http://schemas.microsoft.com/office/word/2010/wordprocessingGroup" xmlns:wpi="http://schemas.microsoft.com/office/word/2010/wordprocessingInk" xmlns:wne="http://schemas.microsoft.com/office/word/2006/wordml" xmlns:wps="http://schemas.microsoft.com/office/word/2010/wordprocessingShape" mc:Ignorable="w14 w15 w16se wp14">
+<w:hdr xmlns:wpc="http://schemas.microsoft.com/office/word/2010/wordprocessingCanvas" xmlns:cx="http://schemas.microsoft.com/office/drawing/2014/chartex" xmlns:cx1="http://schemas.microsoft.com/office/drawing/2015/9/8/chartex" xmlns:mc="http://schemas.openxmlformats.org/markup-compatibility/2006" xmlns:o="urn:schemas-microsoft-com:office:office" xmlns:r="http://schemas.openxmlformats.org/officeDocument/2006/relationships" xmlns:m="http://schemas.openxmlformats.org/officeDocument/2006/math" xmlns:v="urn:schemas-microsoft-com:vml" xmlns:wp14="http://schemas.microsoft.com/office/word/2010/wordprocessingDrawing" xmlns:wp="http://schemas.openxmlformats.org/drawingml/2006/wordprocessingDrawing" xmlns:w10="urn:schemas-microsoft-com:office:word" xmlns:w="http://schemas.openxmlformats.org/wordprocessingml/2006/main" xmlns:w14="http://schemas.microsoft.com/office/word/2010/wordml" xmlns:w15="http://schemas.microsoft.com/office/word/2012/wordml" xmlns:w16se="http://schemas.microsoft.com/office/word/2015/wordml/symex" xmlns:wpg="http://schemas.microsoft.com/office/word/2010/wordprocessingGroup" xmlns:wpi="http://schemas.microsoft.com/office/word/2010/wordprocessingInk" xmlns:wne="http://schemas.microsoft.com/office/word/2006/wordml" xmlns:wps="http://schemas.microsoft.com/office/word/2010/wordprocessingShape" mc:Ignorable="w14 w15 w16se wp14">
   <w:p>
     <w:pPr>
       <w:pStyle w:val="a3"/>
@@ -13293,7 +13293,7 @@
 </file>
 
 <file path=word/header2.xml><?xml version="1.0" encoding="utf-8"?>
-<w:hdr xmlns:wpc="http://schemas.microsoft.com/office/word/2010/wordprocessingCanvas" xmlns:cx="http://schemas.microsoft.com/office/drawing/2014/chartex" xmlns:mc="http://schemas.openxmlformats.org/markup-compatibility/2006" xmlns:o="urn:schemas-microsoft-com:office:office" xmlns:r="http://schemas.openxmlformats.org/officeDocument/2006/relationships" xmlns:m="http://schemas.openxmlformats.org/officeDocument/2006/math" xmlns:v="urn:schemas-microsoft-com:vml" xmlns:wp14="http://schemas.microsoft.com/office/word/2010/wordprocessingDrawing" xmlns:wp="http://schemas.openxmlformats.org/drawingml/2006/wordprocessingDrawing" xmlns:w10="urn:schemas-microsoft-com:office:word" xmlns:w="http://schemas.openxmlformats.org/wordprocessingml/2006/main" xmlns:w14="http://schemas.microsoft.com/office/word/2010/wordml" xmlns:w15="http://schemas.microsoft.com/office/word/2012/wordml" xmlns:w16se="http://schemas.microsoft.com/office/word/2015/wordml/symex" xmlns:wpg="http://schemas.microsoft.com/office/word/2010/wordprocessingGroup" xmlns:wpi="http://schemas.microsoft.com/office/word/2010/wordprocessingInk" xmlns:wne="http://schemas.microsoft.com/office/word/2006/wordml" xmlns:wps="http://schemas.microsoft.com/office/word/2010/wordprocessingShape" mc:Ignorable="w14 w15 w16se wp14">
+<w:hdr xmlns:wpc="http://schemas.microsoft.com/office/word/2010/wordprocessingCanvas" xmlns:cx="http://schemas.microsoft.com/office/drawing/2014/chartex" xmlns:cx1="http://schemas.microsoft.com/office/drawing/2015/9/8/chartex" xmlns:mc="http://schemas.openxmlformats.org/markup-compatibility/2006" xmlns:o="urn:schemas-microsoft-com:office:office" xmlns:r="http://schemas.openxmlformats.org/officeDocument/2006/relationships" xmlns:m="http://schemas.openxmlformats.org/officeDocument/2006/math" xmlns:v="urn:schemas-microsoft-com:vml" xmlns:wp14="http://schemas.microsoft.com/office/word/2010/wordprocessingDrawing" xmlns:wp="http://schemas.openxmlformats.org/drawingml/2006/wordprocessingDrawing" xmlns:w10="urn:schemas-microsoft-com:office:word" xmlns:w="http://schemas.openxmlformats.org/wordprocessingml/2006/main" xmlns:w14="http://schemas.microsoft.com/office/word/2010/wordml" xmlns:w15="http://schemas.microsoft.com/office/word/2012/wordml" xmlns:w16se="http://schemas.microsoft.com/office/word/2015/wordml/symex" xmlns:wpg="http://schemas.microsoft.com/office/word/2010/wordprocessingGroup" xmlns:wpi="http://schemas.microsoft.com/office/word/2010/wordprocessingInk" xmlns:wne="http://schemas.microsoft.com/office/word/2006/wordml" xmlns:wps="http://schemas.microsoft.com/office/word/2010/wordprocessingShape" mc:Ignorable="w14 w15 w16se wp14">
   <w:p>
     <w:pPr>
       <w:pStyle w:val="a3"/>
@@ -13360,7 +13360,7 @@
 </file>
 
 <file path=word/numbering.xml><?xml version="1.0" encoding="utf-8"?>
-<w:numbering xmlns:wpc="http://schemas.microsoft.com/office/word/2010/wordprocessingCanvas" xmlns:cx="http://schemas.microsoft.com/office/drawing/2014/chartex" xmlns:mc="http://schemas.openxmlformats.org/markup-compatibility/2006" xmlns:o="urn:schemas-microsoft-com:office:office" xmlns:r="http://schemas.openxmlformats.org/officeDocument/2006/relationships" xmlns:m="http://schemas.openxmlformats.org/officeDocument/2006/math" xmlns:v="urn:schemas-microsoft-com:vml" xmlns:wp14="http://schemas.microsoft.com/office/word/2010/wordprocessingDrawing" xmlns:wp="http://schemas.openxmlformats.org/drawingml/2006/wordprocessingDrawing" xmlns:w10="urn:schemas-microsoft-com:office:word" xmlns:w="http://schemas.openxmlformats.org/wordprocessingml/2006/main" xmlns:w14="http://schemas.microsoft.com/office/word/2010/wordml" xmlns:w15="http://schemas.microsoft.com/office/word/2012/wordml" xmlns:w16se="http://schemas.microsoft.com/office/word/2015/wordml/symex" xmlns:wpg="http://schemas.microsoft.com/office/word/2010/wordprocessingGroup" xmlns:wpi="http://schemas.microsoft.com/office/word/2010/wordprocessingInk" xmlns:wne="http://schemas.microsoft.com/office/word/2006/wordml" xmlns:wps="http://schemas.microsoft.com/office/word/2010/wordprocessingShape" mc:Ignorable="w14 w15 w16se wp14">
+<w:numbering xmlns:wpc="http://schemas.microsoft.com/office/word/2010/wordprocessingCanvas" xmlns:cx="http://schemas.microsoft.com/office/drawing/2014/chartex" xmlns:cx1="http://schemas.microsoft.com/office/drawing/2015/9/8/chartex" xmlns:mc="http://schemas.openxmlformats.org/markup-compatibility/2006" xmlns:o="urn:schemas-microsoft-com:office:office" xmlns:r="http://schemas.openxmlformats.org/officeDocument/2006/relationships" xmlns:m="http://schemas.openxmlformats.org/officeDocument/2006/math" xmlns:v="urn:schemas-microsoft-com:vml" xmlns:wp14="http://schemas.microsoft.com/office/word/2010/wordprocessingDrawing" xmlns:wp="http://schemas.openxmlformats.org/drawingml/2006/wordprocessingDrawing" xmlns:w10="urn:schemas-microsoft-com:office:word" xmlns:w="http://schemas.openxmlformats.org/wordprocessingml/2006/main" xmlns:w14="http://schemas.microsoft.com/office/word/2010/wordml" xmlns:w15="http://schemas.microsoft.com/office/word/2012/wordml" xmlns:w16se="http://schemas.microsoft.com/office/word/2015/wordml/symex" xmlns:wpg="http://schemas.microsoft.com/office/word/2010/wordprocessingGroup" xmlns:wpi="http://schemas.microsoft.com/office/word/2010/wordprocessingInk" xmlns:wne="http://schemas.microsoft.com/office/word/2006/wordml" xmlns:wps="http://schemas.microsoft.com/office/word/2010/wordprocessingShape" mc:Ignorable="w14 w15 w16se wp14">
   <w:abstractNum w:abstractNumId="0" w15:restartNumberingAfterBreak="0">
     <w:nsid w:val="02287033"/>
     <w:multiLevelType w:val="hybridMultilevel"/>
